--- a/laporan/Laporan_UAS_DA.docx
+++ b/laporan/Laporan_UAS_DA.docx
@@ -270,7 +270,23 @@
         <w:ind w:firstLine="567"/>
       </w:pPr>
       <w:r>
-        <w:t xml:space="preserve">Puji syukur penulis panjatkan ke hadapan Tuhan Yang Maha Esa karena atas rahmat-Nya laporan Ujian Akhir Semester mata kuliah Data Analytics ini dapat disusun dengan baik. Laporan ini membahas penerapan metode data mining berbasis CRISP-DM untuk melakukan segmentasi pola transaksi pelanggan toko online </w:t>
+        <w:t xml:space="preserve">Puji syukur penulis panjatkan ke hadapan Tuhan Yang Maha Esa karena atas rahmat-Nya laporan Ujian Akhir Semester mata kuliah Data Analytics ini dapat disusun dengan baik. Laporan ini membahas penerapan metode data mining berbasis CRISP-DM untuk melakukan segmentasi pola transaksi </w:t>
+      </w:r>
+      <w:proofErr w:type="spellStart"/>
+      <w:r>
+        <w:t>pelanggan</w:t>
+      </w:r>
+      <w:proofErr w:type="spellEnd"/>
+      <w:r>
+        <w:t xml:space="preserve"> </w:t>
+      </w:r>
+      <w:proofErr w:type="spellStart"/>
+      <w:r>
+        <w:t>toko</w:t>
+      </w:r>
+      <w:proofErr w:type="spellEnd"/>
+      <w:r>
+        <w:t xml:space="preserve"> online </w:t>
       </w:r>
       <w:proofErr w:type="spellStart"/>
       <w:r>
@@ -365,7 +381,23 @@
         <w:ind w:firstLine="567"/>
       </w:pPr>
       <w:r>
-        <w:t xml:space="preserve">Perkembangan teknologi informasi dan internet telah mendorong pertumbuhan transaksi pada platform toko online. Aktivitas transaksi yang berlangsung secara terus-menerus menghasilkan data dalam jumlah besar yang memuat informasi mengenai karakteristik pelanggan dan perilaku transaksi. Data tersebut dapat dimanfaatkan untuk memperoleh wawasan yang berguna dalam </w:t>
+        <w:t xml:space="preserve">Perkembangan teknologi informasi dan internet telah mendorong pertumbuhan transaksi pada platform toko online. Aktivitas transaksi yang berlangsung secara terus-menerus menghasilkan data dalam jumlah besar yang memuat informasi mengenai karakteristik pelanggan dan perilaku transaksi. Data tersebut dapat dimanfaatkan untuk memperoleh wawasan yang </w:t>
+      </w:r>
+      <w:proofErr w:type="spellStart"/>
+      <w:r>
+        <w:t>berguna</w:t>
+      </w:r>
+      <w:proofErr w:type="spellEnd"/>
+      <w:r>
+        <w:t xml:space="preserve"> </w:t>
+      </w:r>
+      <w:proofErr w:type="spellStart"/>
+      <w:r>
+        <w:t>dalam</w:t>
+      </w:r>
+      <w:proofErr w:type="spellEnd"/>
+      <w:r>
+        <w:t xml:space="preserve"> </w:t>
       </w:r>
       <w:proofErr w:type="spellStart"/>
       <w:r>
@@ -532,10 +564,7 @@
         <w:ind w:left="720"/>
       </w:pPr>
       <w:r>
-        <w:t>M</w:t>
-      </w:r>
-      <w:r>
-        <w:t>enentukan jumlah klaster yang optimal menggunakan metode evaluasi clustering.</w:t>
+        <w:t>Menentukan jumlah klaster yang optimal menggunakan metode evaluasi clustering.</w:t>
       </w:r>
     </w:p>
     <w:p>
@@ -561,7 +590,31 @@
         <w:ind w:left="720"/>
       </w:pPr>
       <w:r>
-        <w:t xml:space="preserve">Menghasilkan informasi mengenai pola transaksi pelanggan yang dapat digunakan sebagai </w:t>
+        <w:t xml:space="preserve">Menghasilkan informasi mengenai pola transaksi pelanggan yang </w:t>
+      </w:r>
+      <w:proofErr w:type="spellStart"/>
+      <w:r>
+        <w:t>dapat</w:t>
+      </w:r>
+      <w:proofErr w:type="spellEnd"/>
+      <w:r>
+        <w:t xml:space="preserve"> </w:t>
+      </w:r>
+      <w:proofErr w:type="spellStart"/>
+      <w:r>
+        <w:t>digunakan</w:t>
+      </w:r>
+      <w:proofErr w:type="spellEnd"/>
+      <w:r>
+        <w:t xml:space="preserve"> </w:t>
+      </w:r>
+      <w:proofErr w:type="spellStart"/>
+      <w:r>
+        <w:t>sebagai</w:t>
+      </w:r>
+      <w:proofErr w:type="spellEnd"/>
+      <w:r>
+        <w:t xml:space="preserve"> </w:t>
       </w:r>
       <w:proofErr w:type="spellStart"/>
       <w:r>
@@ -649,10 +702,7 @@
         <w:ind w:left="720"/>
       </w:pPr>
       <w:r>
-        <w:t>M</w:t>
-      </w:r>
-      <w:r>
-        <w:t>enjadi contoh implementasi framework CRISP-DM dalam penyelesaian permasalahan segmentasi data.</w:t>
+        <w:t>Menjadi contoh implementasi framework CRISP-DM dalam penyelesaian permasalahan segmentasi data.</w:t>
       </w:r>
     </w:p>
     <w:p>
@@ -703,10 +753,7 @@
         <w:ind w:left="720"/>
       </w:pPr>
       <w:r>
-        <w:t>M</w:t>
-      </w:r>
-      <w:r>
-        <w:t>embantu proses identifikasi kelompok transaksi dengan nilai pengeluaran dan karakteristik yang berbeda.</w:t>
+        <w:t>Membantu proses identifikasi kelompok transaksi dengan nilai pengeluaran dan karakteristik yang berbeda.</w:t>
       </w:r>
     </w:p>
     <w:p>
@@ -770,10 +817,7 @@
         <w:ind w:left="720"/>
       </w:pPr>
       <w:r>
-        <w:t>J</w:t>
-      </w:r>
-      <w:r>
-        <w:t>umlah klaster optimal dapat ditentukan menggunakan Elbow Method, Silhouette Score, dan Davies-Bouldin Index.</w:t>
+        <w:t>Jumlah klaster optimal dapat ditentukan menggunakan Elbow Method, Silhouette Score, dan Davies-Bouldin Index.</w:t>
       </w:r>
     </w:p>
     <w:p>
@@ -799,7 +843,15 @@
         <w:ind w:left="720"/>
       </w:pPr>
       <w:r>
-        <w:t xml:space="preserve">Hasil clustering dapat divisualisasikan dan diimplementasikan pada aplikasi deployment </w:t>
+        <w:t xml:space="preserve">Hasil clustering dapat divisualisasikan dan diimplementasikan pada </w:t>
+      </w:r>
+      <w:proofErr w:type="spellStart"/>
+      <w:r>
+        <w:t>aplikasi</w:t>
+      </w:r>
+      <w:proofErr w:type="spellEnd"/>
+      <w:r>
+        <w:t xml:space="preserve"> deployment </w:t>
       </w:r>
       <w:proofErr w:type="spellStart"/>
       <w:r>
@@ -888,12 +940,6 @@
                 <w:sz w:val="14"/>
               </w:rPr>
               <w:br/>
-            </w:r>
-            <w:r>
-              <w:rPr>
-                <w:rFonts w:ascii="Consolas" w:eastAsia="Consolas" w:hAnsi="Consolas"/>
-                <w:sz w:val="14"/>
-              </w:rPr>
               <w:t># KODE 2.1 MEMUAT DATASET DAN MEMERIKSA DIMENSI DATA</w:t>
             </w:r>
             <w:r>
@@ -996,12 +1042,6 @@
                 <w:sz w:val="14"/>
               </w:rPr>
               <w:br/>
-            </w:r>
-            <w:r>
-              <w:rPr>
-                <w:rFonts w:ascii="Consolas" w:eastAsia="Consolas" w:hAnsi="Consolas"/>
-                <w:sz w:val="14"/>
-              </w:rPr>
               <w:t xml:space="preserve">        uploaded = files.upload()</w:t>
             </w:r>
             <w:r>
@@ -1094,7 +1134,23 @@
     </w:p>
     <w:p>
       <w:r>
-        <w:t xml:space="preserve">Output: Dataset berhasil dimuat </w:t>
+        <w:t xml:space="preserve">Output: Dataset </w:t>
+      </w:r>
+      <w:proofErr w:type="spellStart"/>
+      <w:r>
+        <w:t>berhasil</w:t>
+      </w:r>
+      <w:proofErr w:type="spellEnd"/>
+      <w:r>
+        <w:t xml:space="preserve"> </w:t>
+      </w:r>
+      <w:proofErr w:type="spellStart"/>
+      <w:r>
+        <w:t>dimuat</w:t>
+      </w:r>
+      <w:proofErr w:type="spellEnd"/>
+      <w:r>
+        <w:t xml:space="preserve"> </w:t>
       </w:r>
       <w:proofErr w:type="spellStart"/>
       <w:r>
@@ -1171,6 +1227,7 @@
       <w:r>
         <w:rPr>
           <w:iCs/>
+          <w:noProof/>
         </w:rPr>
         <w:drawing>
           <wp:inline distT="0" distB="0" distL="0" distR="0" wp14:anchorId="7A3B010D" wp14:editId="5EE523D2">
@@ -1230,8 +1287,13 @@
       </w:r>
       <w:proofErr w:type="spellEnd"/>
       <w:r>
-        <w:t xml:space="preserve"> Data Atribut</w:t>
-      </w:r>
+        <w:t xml:space="preserve"> Data </w:t>
+      </w:r>
+      <w:proofErr w:type="spellStart"/>
+      <w:r>
+        <w:t>Atribut</w:t>
+      </w:r>
+      <w:proofErr w:type="spellEnd"/>
     </w:p>
     <w:tbl>
       <w:tblPr>
@@ -1270,12 +1332,6 @@
                 <w:sz w:val="14"/>
               </w:rPr>
               <w:br/>
-            </w:r>
-            <w:r>
-              <w:rPr>
-                <w:rFonts w:ascii="Consolas" w:eastAsia="Consolas" w:hAnsi="Consolas"/>
-                <w:sz w:val="14"/>
-              </w:rPr>
               <w:t># =========================================================</w:t>
             </w:r>
             <w:r>
@@ -1339,12 +1395,6 @@
                 <w:sz w:val="14"/>
               </w:rPr>
               <w:br/>
-            </w:r>
-            <w:r>
-              <w:rPr>
-                <w:rFonts w:ascii="Consolas" w:eastAsia="Consolas" w:hAnsi="Consolas"/>
-                <w:sz w:val="14"/>
-              </w:rPr>
               <w:t>display(info_dataset)</w:t>
             </w:r>
           </w:p>
@@ -1451,6 +1501,7 @@
         <w:rPr>
           <w:b/>
           <w:iCs/>
+          <w:noProof/>
           <w:sz w:val="18"/>
         </w:rPr>
         <w:drawing>
@@ -1526,6 +1577,9 @@
         <w:jc w:val="center"/>
       </w:pPr>
       <w:r>
+        <w:rPr>
+          <w:noProof/>
+        </w:rPr>
         <w:drawing>
           <wp:inline distT="0" distB="0" distL="0" distR="0" wp14:anchorId="0B34296A" wp14:editId="6B2590A3">
             <wp:extent cx="3444538" cy="1958510"/>
@@ -1637,12 +1691,6 @@
                 <w:sz w:val="14"/>
               </w:rPr>
               <w:br/>
-            </w:r>
-            <w:r>
-              <w:rPr>
-                <w:rFonts w:ascii="Consolas" w:eastAsia="Consolas" w:hAnsi="Consolas"/>
-                <w:sz w:val="14"/>
-              </w:rPr>
               <w:t># =========================================================</w:t>
             </w:r>
             <w:r>
@@ -1800,14 +1848,27 @@
           <w:i/>
           <w:sz w:val="18"/>
         </w:rPr>
-        <w:t xml:space="preserve"> Numerik</w:t>
-      </w:r>
+        <w:t xml:space="preserve"> </w:t>
+      </w:r>
+      <w:proofErr w:type="spellStart"/>
+      <w:r>
+        <w:rPr>
+          <w:b/>
+          <w:i/>
+          <w:sz w:val="18"/>
+        </w:rPr>
+        <w:t>Numerik</w:t>
+      </w:r>
+      <w:proofErr w:type="spellEnd"/>
     </w:p>
     <w:p>
       <w:pPr>
         <w:jc w:val="center"/>
       </w:pPr>
       <w:r>
+        <w:rPr>
+          <w:noProof/>
+        </w:rPr>
         <w:drawing>
           <wp:inline distT="0" distB="0" distL="0" distR="0" wp14:anchorId="3EF8A779" wp14:editId="643D97BC">
             <wp:extent cx="2370025" cy="2057578"/>
@@ -1924,12 +1985,6 @@
                 <w:sz w:val="14"/>
               </w:rPr>
               <w:br/>
-            </w:r>
-            <w:r>
-              <w:rPr>
-                <w:rFonts w:ascii="Consolas" w:eastAsia="Consolas" w:hAnsi="Consolas"/>
-                <w:sz w:val="14"/>
-              </w:rPr>
               <w:t>kolom_kategorikal_awal = ["Gender", "Marital_status", "Employees_status", "Payment_method", "Segment"]</w:t>
             </w:r>
             <w:r>
@@ -2077,6 +2132,7 @@
             <w:r>
               <w:rPr>
                 <w:iCs/>
+                <w:noProof/>
               </w:rPr>
               <w:drawing>
                 <wp:inline distT="0" distB="0" distL="0" distR="0" wp14:anchorId="403159D5" wp14:editId="5EA46785">
@@ -2143,6 +2199,7 @@
               <w:rPr>
                 <w:b/>
                 <w:iCs/>
+                <w:noProof/>
                 <w:sz w:val="18"/>
               </w:rPr>
               <w:drawing>
@@ -2200,6 +2257,7 @@
               <w:rPr>
                 <w:b/>
                 <w:iCs/>
+                <w:noProof/>
                 <w:sz w:val="18"/>
               </w:rPr>
               <w:drawing>
@@ -2260,6 +2318,7 @@
               <w:rPr>
                 <w:b/>
                 <w:iCs/>
+                <w:noProof/>
                 <w:sz w:val="18"/>
               </w:rPr>
               <w:drawing>
@@ -2318,6 +2377,7 @@
               <w:rPr>
                 <w:b/>
                 <w:iCs/>
+                <w:noProof/>
                 <w:sz w:val="18"/>
               </w:rPr>
               <w:drawing>
@@ -4036,12 +4096,6 @@
                 <w:sz w:val="14"/>
               </w:rPr>
               <w:br/>
-            </w:r>
-            <w:r>
-              <w:rPr>
-                <w:rFonts w:ascii="Consolas" w:eastAsia="Consolas" w:hAnsi="Consolas"/>
-                <w:sz w:val="14"/>
-              </w:rPr>
               <w:t xml:space="preserve">    "Persentase (%)": (df.isnull().sum() / len(df) * 100).round(2)</w:t>
             </w:r>
             <w:r>
@@ -4153,12 +4207,6 @@
                 <w:sz w:val="14"/>
               </w:rPr>
               <w:br/>
-            </w:r>
-            <w:r>
-              <w:rPr>
-                <w:rFonts w:ascii="Consolas" w:eastAsia="Consolas" w:hAnsi="Consolas"/>
-                <w:sz w:val="14"/>
-              </w:rPr>
               <w:t>plt.show()</w:t>
             </w:r>
             <w:r>
@@ -4245,12 +4293,6 @@
                 <w:sz w:val="14"/>
               </w:rPr>
               <w:br/>
-            </w:r>
-            <w:r>
-              <w:rPr>
-                <w:rFonts w:ascii="Consolas" w:eastAsia="Consolas" w:hAnsi="Consolas"/>
-                <w:sz w:val="14"/>
-              </w:rPr>
               <w:t>validasi_awal["Tanggal akhir"] = df["Transaction_date_parsed"].max()</w:t>
             </w:r>
             <w:r>
@@ -4393,6 +4435,7 @@
       <w:r>
         <w:rPr>
           <w:iCs/>
+          <w:noProof/>
         </w:rPr>
         <w:drawing>
           <wp:inline distT="0" distB="0" distL="0" distR="0" wp14:anchorId="0D63D5DC" wp14:editId="4A1007D4">
@@ -4520,6 +4563,9 @@
         <w:jc w:val="center"/>
       </w:pPr>
       <w:r>
+        <w:rPr>
+          <w:noProof/>
+        </w:rPr>
         <w:drawing>
           <wp:inline distT="0" distB="0" distL="0" distR="0" wp14:anchorId="66F5E70E" wp14:editId="02ADE20D">
             <wp:extent cx="2514818" cy="2301439"/>
@@ -4647,12 +4693,6 @@
                 <w:sz w:val="14"/>
               </w:rPr>
               <w:br/>
-            </w:r>
-            <w:r>
-              <w:rPr>
-                <w:rFonts w:ascii="Consolas" w:eastAsia="Consolas" w:hAnsi="Consolas"/>
-                <w:sz w:val="14"/>
-              </w:rPr>
               <w:t xml:space="preserve">    q1 = data.quantile(0.25)</w:t>
             </w:r>
             <w:r>
@@ -4780,12 +4820,6 @@
                 <w:sz w:val="14"/>
               </w:rPr>
               <w:br/>
-            </w:r>
-            <w:r>
-              <w:rPr>
-                <w:rFonts w:ascii="Consolas" w:eastAsia="Consolas" w:hAnsi="Consolas"/>
-                <w:sz w:val="14"/>
-              </w:rPr>
               <w:t>outlier_awal = pd.DataFrame([cek_outlier_iqr(df, "Age"), cek_outlier_iqr(df, "Amount_spent")])</w:t>
             </w:r>
             <w:r>
@@ -4930,6 +4964,7 @@
       <w:r>
         <w:rPr>
           <w:iCs/>
+          <w:noProof/>
         </w:rPr>
         <w:drawing>
           <wp:inline distT="0" distB="0" distL="0" distR="0" wp14:anchorId="773493B4" wp14:editId="371347F1">
@@ -5041,10 +5076,34 @@
     </w:p>
     <w:p>
       <w:r>
-        <w:t xml:space="preserve">Berdasarkan IQR, tidak ditemukan outlier pada Age maupun Amount_spent. Karena skala Amount_spent lebih besar </w:t>
+        <w:t xml:space="preserve">Berdasarkan IQR, tidak ditemukan outlier pada Age maupun Amount_spent. Karena skala </w:t>
       </w:r>
       <w:proofErr w:type="spellStart"/>
       <w:r>
+        <w:t>Amount_spent</w:t>
+      </w:r>
+      <w:proofErr w:type="spellEnd"/>
+      <w:r>
+        <w:t xml:space="preserve"> </w:t>
+      </w:r>
+      <w:proofErr w:type="spellStart"/>
+      <w:r>
+        <w:t>lebih</w:t>
+      </w:r>
+      <w:proofErr w:type="spellEnd"/>
+      <w:r>
+        <w:t xml:space="preserve"> </w:t>
+      </w:r>
+      <w:proofErr w:type="spellStart"/>
+      <w:r>
+        <w:t>besar</w:t>
+      </w:r>
+      <w:proofErr w:type="spellEnd"/>
+      <w:r>
+        <w:t xml:space="preserve"> </w:t>
+      </w:r>
+      <w:proofErr w:type="spellStart"/>
+      <w:r>
         <w:t>dibanding</w:t>
       </w:r>
       <w:proofErr w:type="spellEnd"/>
@@ -5061,10 +5120,7 @@
       </w:r>
       <w:proofErr w:type="spellStart"/>
       <w:r>
-        <w:t>standar</w:t>
-      </w:r>
-      <w:r>
-        <w:t>isasi</w:t>
+        <w:t>standarisasi</w:t>
       </w:r>
       <w:proofErr w:type="spellEnd"/>
       <w:r>
@@ -5165,12 +5221,6 @@
                 <w:sz w:val="14"/>
               </w:rPr>
               <w:br/>
-            </w:r>
-            <w:r>
-              <w:rPr>
-                <w:rFonts w:ascii="Consolas" w:eastAsia="Consolas" w:hAnsi="Consolas"/>
-                <w:sz w:val="14"/>
-              </w:rPr>
               <w:t>fitur_model = ["Age", "Gender", "Marital_status", "Employees_status", "Payment_method", "Referral", "Amount_spent"]</w:t>
             </w:r>
             <w:r>
@@ -5271,6 +5321,9 @@
         <w:jc w:val="center"/>
       </w:pPr>
       <w:r>
+        <w:rPr>
+          <w:noProof/>
+        </w:rPr>
         <w:drawing>
           <wp:inline distT="0" distB="0" distL="0" distR="0" wp14:anchorId="5EE0F5AC" wp14:editId="773DB447">
             <wp:extent cx="1767993" cy="2720576"/>
@@ -5397,12 +5450,6 @@
                 <w:sz w:val="14"/>
               </w:rPr>
               <w:br/>
-            </w:r>
-            <w:r>
-              <w:rPr>
-                <w:rFonts w:ascii="Consolas" w:eastAsia="Consolas" w:hAnsi="Consolas"/>
-                <w:sz w:val="14"/>
-              </w:rPr>
               <w:t># Amount_spent adalah fitur inti, sehingga baris kosong pada kolom ini dihapus.</w:t>
             </w:r>
             <w:r>
@@ -5489,12 +5536,6 @@
                 <w:sz w:val="14"/>
               </w:rPr>
               <w:br/>
-            </w:r>
-            <w:r>
-              <w:rPr>
-                <w:rFonts w:ascii="Consolas" w:eastAsia="Consolas" w:hAnsi="Consolas"/>
-                <w:sz w:val="14"/>
-              </w:rPr>
               <w:t>df_clean["Employees_status"] = df_clean["Employees_status"].fillna("Unknown")</w:t>
             </w:r>
             <w:r>
@@ -5623,6 +5664,7 @@
       <w:r>
         <w:rPr>
           <w:iCs/>
+          <w:noProof/>
         </w:rPr>
         <w:drawing>
           <wp:inline distT="0" distB="0" distL="0" distR="0" wp14:anchorId="0E479AE7" wp14:editId="58665544">
@@ -5977,6 +6019,7 @@
       <w:r>
         <w:rPr>
           <w:iCs/>
+          <w:noProof/>
         </w:rPr>
         <w:drawing>
           <wp:inline distT="0" distB="0" distL="0" distR="0" wp14:anchorId="6CF61083" wp14:editId="36E4570B">
@@ -6041,7 +6084,15 @@
       </w:r>
       <w:proofErr w:type="spellEnd"/>
       <w:r>
-        <w:t xml:space="preserve"> dihapus karena Amount_spent merupakan fitur inti. Missing value pada Age diisi median 47,0, Referral diisi modus 1,0, sedangkan Gender dan Employees_status diisi Unknown.</w:t>
+        <w:t xml:space="preserve"> </w:t>
+      </w:r>
+      <w:proofErr w:type="spellStart"/>
+      <w:r>
+        <w:t>dihapus</w:t>
+      </w:r>
+      <w:proofErr w:type="spellEnd"/>
+      <w:r>
+        <w:t xml:space="preserve"> karena Amount_spent merupakan fitur inti. Missing value pada Age diisi median 47,0, Referral diisi modus 1,0, sedangkan Gender dan Employees_status diisi Unknown.</w:t>
       </w:r>
     </w:p>
     <w:p>
@@ -6190,12 +6241,6 @@
                 <w:sz w:val="14"/>
               </w:rPr>
               <w:br/>
-            </w:r>
-            <w:r>
-              <w:rPr>
-                <w:rFonts w:ascii="Consolas" w:eastAsia="Consolas" w:hAnsi="Consolas"/>
-                <w:sz w:val="14"/>
-              </w:rPr>
               <w:t>display(df_clean[</w:t>
             </w:r>
             <w:r>
@@ -6980,12 +7025,6 @@
                 <w:sz w:val="14"/>
               </w:rPr>
               <w:br/>
-            </w:r>
-            <w:r>
-              <w:rPr>
-                <w:rFonts w:ascii="Consolas" w:eastAsia="Consolas" w:hAnsi="Consolas"/>
-                <w:sz w:val="14"/>
-              </w:rPr>
               <w:t xml:space="preserve">    </w:t>
             </w:r>
             <w:r>
@@ -7575,6 +7614,7 @@
         <w:rPr>
           <w:b/>
           <w:iCs/>
+          <w:noProof/>
           <w:sz w:val="18"/>
         </w:rPr>
         <w:drawing>
@@ -7678,6 +7718,7 @@
       <w:r>
         <w:rPr>
           <w:iCs/>
+          <w:noProof/>
         </w:rPr>
         <w:drawing>
           <wp:inline distT="0" distB="0" distL="0" distR="0" wp14:anchorId="765F59D3" wp14:editId="4305F25B">
@@ -7762,7 +7803,43 @@
           <w:i/>
           <w:sz w:val="18"/>
         </w:rPr>
-        <w:t xml:space="preserve"> Setelah Konsistensi Kategori</w:t>
+        <w:t xml:space="preserve"> </w:t>
+      </w:r>
+      <w:proofErr w:type="spellStart"/>
+      <w:r>
+        <w:rPr>
+          <w:b/>
+          <w:i/>
+          <w:sz w:val="18"/>
+        </w:rPr>
+        <w:t>Setelah</w:t>
+      </w:r>
+      <w:proofErr w:type="spellEnd"/>
+      <w:r>
+        <w:rPr>
+          <w:b/>
+          <w:i/>
+          <w:sz w:val="18"/>
+        </w:rPr>
+        <w:t xml:space="preserve"> </w:t>
+      </w:r>
+      <w:proofErr w:type="spellStart"/>
+      <w:r>
+        <w:rPr>
+          <w:b/>
+          <w:i/>
+          <w:sz w:val="18"/>
+        </w:rPr>
+        <w:t>Konsistensi</w:t>
+      </w:r>
+      <w:proofErr w:type="spellEnd"/>
+      <w:r>
+        <w:rPr>
+          <w:b/>
+          <w:i/>
+          <w:sz w:val="18"/>
+        </w:rPr>
+        <w:t xml:space="preserve"> Kategori</w:t>
       </w:r>
     </w:p>
     <w:p>
@@ -7770,6 +7847,9 @@
         <w:jc w:val="center"/>
       </w:pPr>
       <w:r>
+        <w:rPr>
+          <w:noProof/>
+        </w:rPr>
         <w:drawing>
           <wp:inline distT="0" distB="0" distL="0" distR="0" wp14:anchorId="7439A5C0" wp14:editId="6298BDD8">
             <wp:extent cx="3238781" cy="1767993"/>
@@ -7825,7 +7905,15 @@
       </w:r>
       <w:proofErr w:type="spellEnd"/>
       <w:r>
-        <w:t xml:space="preserve"> karena Segment tidak digunakan sebagai fitur model. Kategori Employees_status diseragamkan menjadi Employees, Workers, Self-Employed, Unemployment, dan Unknown.</w:t>
+        <w:t xml:space="preserve"> </w:t>
+      </w:r>
+      <w:proofErr w:type="spellStart"/>
+      <w:r>
+        <w:t>karena</w:t>
+      </w:r>
+      <w:proofErr w:type="spellEnd"/>
+      <w:r>
+        <w:t xml:space="preserve"> Segment tidak digunakan sebagai fitur model. Kategori Employees_status diseragamkan menjadi Employees, Workers, Self-Employed, Unemployment, dan Unknown.</w:t>
       </w:r>
     </w:p>
     <w:p>
@@ -7881,12 +7969,6 @@
                 <w:sz w:val="14"/>
               </w:rPr>
               <w:br/>
-            </w:r>
-            <w:r>
-              <w:rPr>
-                <w:rFonts w:ascii="Consolas" w:eastAsia="Consolas" w:hAnsi="Consolas"/>
-                <w:sz w:val="14"/>
-              </w:rPr>
               <w:t>df_clean["Transaction_date"] = pd.to_datetime(df_clean["Transaction_date"], errors="coerce")</w:t>
             </w:r>
             <w:r>
@@ -7965,12 +8047,6 @@
                 <w:sz w:val="14"/>
               </w:rPr>
               <w:br/>
-            </w:r>
-            <w:r>
-              <w:rPr>
-                <w:rFonts w:ascii="Consolas" w:eastAsia="Consolas" w:hAnsi="Consolas"/>
-                <w:sz w:val="14"/>
-              </w:rPr>
               <w:t xml:space="preserve">    encoder = OneHotEncoder(handle_unknown="ignore", sparse_output=False)</w:t>
             </w:r>
             <w:r>
@@ -8081,12 +8157,6 @@
                 <w:sz w:val="14"/>
               </w:rPr>
               <w:br/>
-            </w:r>
-            <w:r>
-              <w:rPr>
-                <w:rFonts w:ascii="Consolas" w:eastAsia="Consolas" w:hAnsi="Consolas"/>
-                <w:sz w:val="14"/>
-              </w:rPr>
               <w:t>X_clustering = pd.DataFrame(X_clustering_array, columns=nama_fitur_akhir)</w:t>
             </w:r>
             <w:r>
@@ -8216,6 +8286,7 @@
       <w:r>
         <w:rPr>
           <w:iCs/>
+          <w:noProof/>
         </w:rPr>
         <w:drawing>
           <wp:inline distT="0" distB="0" distL="0" distR="0" wp14:anchorId="2723CA9A" wp14:editId="53A9BF6B">
@@ -9831,10 +9902,26 @@
     </w:tbl>
     <w:p>
       <w:r>
-        <w:t xml:space="preserve">Kode 3.4 menghasilkan 16 fitur numerik yang terdiri dari </w:t>
+        <w:t xml:space="preserve">Kode 3.4 menghasilkan 16 fitur numerik yang </w:t>
       </w:r>
       <w:proofErr w:type="spellStart"/>
       <w:r>
+        <w:t>terdiri</w:t>
+      </w:r>
+      <w:proofErr w:type="spellEnd"/>
+      <w:r>
+        <w:t xml:space="preserve"> </w:t>
+      </w:r>
+      <w:proofErr w:type="spellStart"/>
+      <w:r>
+        <w:t>dari</w:t>
+      </w:r>
+      <w:proofErr w:type="spellEnd"/>
+      <w:r>
+        <w:t xml:space="preserve"> </w:t>
+      </w:r>
+      <w:proofErr w:type="spellStart"/>
+      <w:r>
         <w:t>tiga</w:t>
       </w:r>
       <w:proofErr w:type="spellEnd"/>
@@ -9859,10 +9946,7 @@
       </w:r>
       <w:proofErr w:type="spellStart"/>
       <w:r>
-        <w:t>terstandar</w:t>
-      </w:r>
-      <w:r>
-        <w:t>isasi</w:t>
+        <w:t>terstandarisasi</w:t>
       </w:r>
       <w:proofErr w:type="spellEnd"/>
       <w:r>
@@ -9874,7 +9958,15 @@
       </w:r>
       <w:proofErr w:type="spellEnd"/>
       <w:r>
-        <w:t xml:space="preserve"> dummy hasil One-Hot Encoding. File preprocessor_clustering.pkl disimpan untuk deployment.</w:t>
+        <w:t xml:space="preserve"> dummy </w:t>
+      </w:r>
+      <w:proofErr w:type="spellStart"/>
+      <w:r>
+        <w:t>hasil</w:t>
+      </w:r>
+      <w:proofErr w:type="spellEnd"/>
+      <w:r>
+        <w:t xml:space="preserve"> One-Hot Encoding. File preprocessor_clustering.pkl disimpan untuk deployment.</w:t>
       </w:r>
     </w:p>
     <w:p>
@@ -9922,12 +10014,6 @@
                 <w:sz w:val="14"/>
               </w:rPr>
               <w:br/>
-            </w:r>
-            <w:r>
-              <w:rPr>
-                <w:rFonts w:ascii="Consolas" w:eastAsia="Consolas" w:hAnsi="Consolas"/>
-                <w:sz w:val="14"/>
-              </w:rPr>
               <w:t># =========================================================</w:t>
             </w:r>
             <w:r>
@@ -10021,12 +10107,6 @@
                 <w:sz w:val="14"/>
               </w:rPr>
               <w:br/>
-            </w:r>
-            <w:r>
-              <w:rPr>
-                <w:rFonts w:ascii="Consolas" w:eastAsia="Consolas" w:hAnsi="Consolas"/>
-                <w:sz w:val="14"/>
-              </w:rPr>
               <w:t xml:space="preserve">    "Komponen": ["Data awal", "Data akhir", "Fitur sebelum encoding", "Fitur setelah encoding", "Target/label", "Train-test split"],</w:t>
             </w:r>
             <w:r>
@@ -10104,6 +10184,7 @@
         <w:rPr>
           <w:b/>
           <w:iCs/>
+          <w:noProof/>
           <w:sz w:val="18"/>
         </w:rPr>
         <w:drawing>
@@ -10374,7 +10455,23 @@
     </w:tbl>
     <w:p>
       <w:r>
-        <w:t xml:space="preserve">Output BAB III menjadi input langsung untuk BAB IV. File data_clustering_prepared.csv digunakan untuk training, sedangkan data_clustering_profile.csv digunakan </w:t>
+        <w:t xml:space="preserve">Output BAB III menjadi input langsung untuk BAB IV. File data_clustering_prepared.csv digunakan untuk training, </w:t>
+      </w:r>
+      <w:proofErr w:type="spellStart"/>
+      <w:r>
+        <w:t>sedangkan</w:t>
+      </w:r>
+      <w:proofErr w:type="spellEnd"/>
+      <w:r>
+        <w:t xml:space="preserve"> data_clustering_profile.csv </w:t>
+      </w:r>
+      <w:proofErr w:type="spellStart"/>
+      <w:r>
+        <w:t>digunakan</w:t>
+      </w:r>
+      <w:proofErr w:type="spellEnd"/>
+      <w:r>
+        <w:t xml:space="preserve"> </w:t>
       </w:r>
       <w:proofErr w:type="spellStart"/>
       <w:r>
@@ -10463,12 +10560,6 @@
                 <w:sz w:val="14"/>
               </w:rPr>
               <w:br/>
-            </w:r>
-            <w:r>
-              <w:rPr>
-                <w:rFonts w:ascii="Consolas" w:eastAsia="Consolas" w:hAnsi="Consolas"/>
-                <w:sz w:val="14"/>
-              </w:rPr>
               <w:t># KODE 4.1 PENENTUAN KANDIDAT JUMLAH CLUSTER</w:t>
             </w:r>
             <w:r>
@@ -10571,12 +10662,6 @@
                 <w:sz w:val="14"/>
               </w:rPr>
               <w:br/>
-            </w:r>
-            <w:r>
-              <w:rPr>
-                <w:rFonts w:ascii="Consolas" w:eastAsia="Consolas" w:hAnsi="Consolas"/>
-                <w:sz w:val="14"/>
-              </w:rPr>
               <w:t xml:space="preserve">    hasil_k.append({</w:t>
             </w:r>
             <w:r>
@@ -10690,7 +10775,25 @@
           <w:i/>
           <w:sz w:val="18"/>
         </w:rPr>
-        <w:t xml:space="preserve">Tabel 4.1 Hasil Pengujian Jumlah Cluster K=2 </w:t>
+        <w:t xml:space="preserve">Tabel 4.1 Hasil Pengujian </w:t>
+      </w:r>
+      <w:proofErr w:type="spellStart"/>
+      <w:r>
+        <w:rPr>
+          <w:b/>
+          <w:i/>
+          <w:sz w:val="18"/>
+        </w:rPr>
+        <w:t>Jumlah</w:t>
+      </w:r>
+      <w:proofErr w:type="spellEnd"/>
+      <w:r>
+        <w:rPr>
+          <w:b/>
+          <w:i/>
+          <w:sz w:val="18"/>
+        </w:rPr>
+        <w:t xml:space="preserve"> Cluster K=2 </w:t>
       </w:r>
       <w:proofErr w:type="spellStart"/>
       <w:r>
@@ -10721,6 +10824,7 @@
       <w:r>
         <w:rPr>
           <w:iCs/>
+          <w:noProof/>
         </w:rPr>
         <w:drawing>
           <wp:inline distT="0" distB="0" distL="0" distR="0" wp14:anchorId="724B9044" wp14:editId="57EA63AF">
@@ -10838,12 +10942,6 @@
                 <w:sz w:val="14"/>
               </w:rPr>
               <w:br/>
-            </w:r>
-            <w:r>
-              <w:rPr>
-                <w:rFonts w:ascii="Consolas" w:eastAsia="Consolas" w:hAnsi="Consolas"/>
-                <w:sz w:val="14"/>
-              </w:rPr>
               <w:t>plt.plot(hasil_k["k"], hasil_k["inertia"], marker="o")</w:t>
             </w:r>
             <w:r>
@@ -10955,12 +11053,6 @@
                 <w:sz w:val="14"/>
               </w:rPr>
               <w:br/>
-            </w:r>
-            <w:r>
-              <w:rPr>
-                <w:rFonts w:ascii="Consolas" w:eastAsia="Consolas" w:hAnsi="Consolas"/>
-                <w:sz w:val="14"/>
-              </w:rPr>
               <w:t>plt.grid(True, linestyle="--", alpha=0.6)</w:t>
             </w:r>
             <w:r>
@@ -11438,7 +11530,23 @@
     </w:p>
     <w:p>
       <w:r>
-        <w:t xml:space="preserve">Silhouette tertinggi berada pada K=2, tetapi K=4 dipilih karena Davies-Bouldin Index lebih baik untuk alternatif segmentasi yang lebih berguna secara bisnis dan </w:t>
+        <w:t xml:space="preserve">Silhouette tertinggi berada pada K=2, tetapi K=4 dipilih karena Davies-Bouldin Index lebih baik untuk alternatif segmentasi yang lebih berguna </w:t>
+      </w:r>
+      <w:proofErr w:type="spellStart"/>
+      <w:r>
+        <w:t>secara</w:t>
+      </w:r>
+      <w:proofErr w:type="spellEnd"/>
+      <w:r>
+        <w:t xml:space="preserve"> </w:t>
+      </w:r>
+      <w:proofErr w:type="spellStart"/>
+      <w:r>
+        <w:t>bisnis</w:t>
+      </w:r>
+      <w:proofErr w:type="spellEnd"/>
+      <w:r>
+        <w:t xml:space="preserve"> dan </w:t>
       </w:r>
       <w:proofErr w:type="spellStart"/>
       <w:r>
@@ -11512,12 +11620,6 @@
                 <w:sz w:val="14"/>
               </w:rPr>
               <w:br/>
-            </w:r>
-            <w:r>
-              <w:rPr>
-                <w:rFonts w:ascii="Consolas" w:eastAsia="Consolas" w:hAnsi="Consolas"/>
-                <w:sz w:val="14"/>
-              </w:rPr>
               <w:t># =========================================================</w:t>
             </w:r>
             <w:r>
@@ -11646,6 +11748,7 @@
       <w:r>
         <w:rPr>
           <w:iCs/>
+          <w:noProof/>
         </w:rPr>
         <w:drawing>
           <wp:inline distT="0" distB="0" distL="0" distR="0" wp14:anchorId="66C7AB2F" wp14:editId="01DF234F">
@@ -11739,6 +11842,7 @@
       <w:r>
         <w:rPr>
           <w:iCs/>
+          <w:noProof/>
         </w:rPr>
         <w:drawing>
           <wp:inline distT="0" distB="0" distL="0" distR="0" wp14:anchorId="3167B1C6" wp14:editId="06A1005C">
@@ -11847,12 +11951,6 @@
                 <w:sz w:val="14"/>
               </w:rPr>
               <w:br/>
-            </w:r>
-            <w:r>
-              <w:rPr>
-                <w:rFonts w:ascii="Consolas" w:eastAsia="Consolas" w:hAnsi="Consolas"/>
-                <w:sz w:val="14"/>
-              </w:rPr>
               <w:t>eval_idx = X.sample(n=min(10000, len(X)), random_state=RANDOM_STATE).index</w:t>
             </w:r>
             <w:r>
@@ -11924,12 +12022,6 @@
                 <w:sz w:val="14"/>
               </w:rPr>
               <w:br/>
-            </w:r>
-            <w:r>
-              <w:rPr>
-                <w:rFonts w:ascii="Consolas" w:eastAsia="Consolas" w:hAnsi="Consolas"/>
-                <w:sz w:val="14"/>
-              </w:rPr>
               <w:t xml:space="preserve">    "Calinski-Harabasz Index (sample 10.000)": calinski_harabasz_score(X_eval, labels_eval)</w:t>
             </w:r>
             <w:r>
@@ -12016,12 +12108,6 @@
                 <w:sz w:val="14"/>
               </w:rPr>
               <w:br/>
-            </w:r>
-            <w:r>
-              <w:rPr>
-                <w:rFonts w:ascii="Consolas" w:eastAsia="Consolas" w:hAnsi="Consolas"/>
-                <w:sz w:val="14"/>
-              </w:rPr>
               <w:t>cluster_size.to_csv("bab4_cluster_size.csv")</w:t>
             </w:r>
             <w:r>
@@ -12206,6 +12292,7 @@
       <w:r>
         <w:rPr>
           <w:iCs/>
+          <w:noProof/>
         </w:rPr>
         <w:drawing>
           <wp:inline distT="0" distB="0" distL="0" distR="0" wp14:anchorId="3A43B789" wp14:editId="6AF19C4D">
@@ -12405,12 +12492,6 @@
                 <w:sz w:val="14"/>
               </w:rPr>
               <w:br/>
-            </w:r>
-            <w:r>
-              <w:rPr>
-                <w:rFonts w:ascii="Consolas" w:eastAsia="Consolas" w:hAnsi="Consolas"/>
-                <w:sz w:val="14"/>
-              </w:rPr>
               <w:t># KODE 4.5 RINGKASAN AWAL PROFIL CLUSTER, PCA, DAN SIMPAN OUTPUT MODELING</w:t>
             </w:r>
             <w:r>
@@ -12491,12 +12572,6 @@
                 <w:sz w:val="14"/>
               </w:rPr>
               <w:br/>
-            </w:r>
-            <w:r>
-              <w:rPr>
-                <w:rFonts w:ascii="Consolas" w:eastAsia="Consolas" w:hAnsi="Consolas"/>
-                <w:sz w:val="14"/>
-              </w:rPr>
               <w:t xml:space="preserve">        "Median Age": round(data_c["Age"].median(), 2),</w:t>
             </w:r>
             <w:r>
@@ -12553,12 +12628,6 @@
                 <w:sz w:val="14"/>
               </w:rPr>
               <w:br/>
-            </w:r>
-            <w:r>
-              <w:rPr>
-                <w:rFonts w:ascii="Consolas" w:eastAsia="Consolas" w:hAnsi="Consolas"/>
-                <w:sz w:val="14"/>
-              </w:rPr>
               <w:t xml:space="preserve">        "Payment dominan": data_c["Payment_method"].mode().iat[0],</w:t>
             </w:r>
             <w:r>
@@ -12645,12 +12714,6 @@
                 <w:sz w:val="14"/>
               </w:rPr>
               <w:br/>
-            </w:r>
-            <w:r>
-              <w:rPr>
-                <w:rFonts w:ascii="Consolas" w:eastAsia="Consolas" w:hAnsi="Consolas"/>
-                <w:sz w:val="14"/>
-              </w:rPr>
               <w:t>pcs = pca.fit_transform(X.loc[viz_idx])</w:t>
             </w:r>
             <w:r>
@@ -12722,12 +12785,6 @@
                 <w:sz w:val="14"/>
               </w:rPr>
               <w:br/>
-            </w:r>
-            <w:r>
-              <w:rPr>
-                <w:rFonts w:ascii="Consolas" w:eastAsia="Consolas" w:hAnsi="Consolas"/>
-                <w:sz w:val="14"/>
-              </w:rPr>
               <w:t>plt.ylabel(f"PC2 ({pca.explained_variance_ratio_[1]*100:.2f}% var.)")</w:t>
             </w:r>
             <w:r>
@@ -12890,6 +12947,7 @@
       <w:r>
         <w:rPr>
           <w:iCs/>
+          <w:noProof/>
         </w:rPr>
         <w:drawing>
           <wp:inline distT="0" distB="0" distL="0" distR="0" wp14:anchorId="494E01B6" wp14:editId="3739D2F4">
@@ -13014,7 +13072,25 @@
           <w:i/>
           <w:sz w:val="18"/>
         </w:rPr>
-        <w:t xml:space="preserve"> Cluster Menggunakan PCA 2D</w:t>
+        <w:t xml:space="preserve"> Cluster </w:t>
+      </w:r>
+      <w:proofErr w:type="spellStart"/>
+      <w:r>
+        <w:rPr>
+          <w:b/>
+          <w:i/>
+          <w:sz w:val="18"/>
+        </w:rPr>
+        <w:t>Menggunakan</w:t>
+      </w:r>
+      <w:proofErr w:type="spellEnd"/>
+      <w:r>
+        <w:rPr>
+          <w:b/>
+          <w:i/>
+          <w:sz w:val="18"/>
+        </w:rPr>
+        <w:t xml:space="preserve"> PCA 2D</w:t>
       </w:r>
     </w:p>
     <w:p>
@@ -14429,7 +14505,15 @@
     </w:tbl>
     <w:p>
       <w:r>
-        <w:t xml:space="preserve">Output modeling yang disimpan adalah data_clustering_profile_with_cluster.csv, bab4_kmeans_centroids.csv, dan model_kmeans_clustering_k4.pkl. File model akan </w:t>
+        <w:t xml:space="preserve">Output modeling yang disimpan adalah data_clustering_profile_with_cluster.csv, bab4_kmeans_centroids.csv, dan model_kmeans_clustering_k4.pkl. File model </w:t>
+      </w:r>
+      <w:proofErr w:type="spellStart"/>
+      <w:r>
+        <w:t>akan</w:t>
+      </w:r>
+      <w:proofErr w:type="spellEnd"/>
+      <w:r>
+        <w:t xml:space="preserve"> </w:t>
       </w:r>
       <w:proofErr w:type="spellStart"/>
       <w:r>
@@ -14471,10 +14555,7 @@
     <w:p>
       <w:proofErr w:type="spellStart"/>
       <w:r>
-        <w:t>T</w:t>
-      </w:r>
-      <w:r>
-        <w:t>ahap</w:t>
+        <w:t>Tahap</w:t>
       </w:r>
       <w:proofErr w:type="spellEnd"/>
       <w:r>
@@ -14558,12 +14639,6 @@
                 <w:sz w:val="14"/>
               </w:rPr>
               <w:br/>
-            </w:r>
-            <w:r>
-              <w:rPr>
-                <w:rFonts w:ascii="Consolas" w:eastAsia="Consolas" w:hAnsi="Consolas"/>
-                <w:sz w:val="14"/>
-              </w:rPr>
               <w:t xml:space="preserve">    "Metrik": ["Inertia/WCSS", "Silhouette Score (sample 10.000)", "Davies-Bouldin Index (sample 10.000)", "Calinski-Harabasz Index (sample 10.000)"],</w:t>
             </w:r>
             <w:r>
@@ -14628,12 +14703,6 @@
                 <w:sz w:val="14"/>
               </w:rPr>
               <w:br/>
-            </w:r>
-            <w:r>
-              <w:rPr>
-                <w:rFonts w:ascii="Consolas" w:eastAsia="Consolas" w:hAnsi="Consolas"/>
-                <w:sz w:val="14"/>
-              </w:rPr>
               <w:t xml:space="preserve">        "Semakin kecil semakin baik untuk kompaksi cluster pada K-Means.",</w:t>
             </w:r>
             <w:r>
@@ -14773,6 +14842,7 @@
       <w:r>
         <w:rPr>
           <w:iCs/>
+          <w:noProof/>
         </w:rPr>
         <w:drawing>
           <wp:inline distT="0" distB="0" distL="0" distR="0" wp14:anchorId="7A826119" wp14:editId="76D3E8E0">
@@ -15238,12 +15308,6 @@
                 <w:sz w:val="14"/>
               </w:rPr>
               <w:br/>
-            </w:r>
-            <w:r>
-              <w:rPr>
-                <w:rFonts w:ascii="Consolas" w:eastAsia="Consolas" w:hAnsi="Consolas"/>
-                <w:sz w:val="14"/>
-              </w:rPr>
               <w:t>plt.bar(cluster_size.index.astype(str), cluster_size["Jumlah"])</w:t>
             </w:r>
             <w:r>
@@ -15347,12 +15411,6 @@
                 <w:sz w:val="14"/>
               </w:rPr>
               <w:br/>
-            </w:r>
-            <w:r>
-              <w:rPr>
-                <w:rFonts w:ascii="Consolas" w:eastAsia="Consolas" w:hAnsi="Consolas"/>
-                <w:sz w:val="14"/>
-              </w:rPr>
               <w:t>plt.ylabel("Rata-rata Amount_spent")</w:t>
             </w:r>
             <w:r>
@@ -15479,12 +15537,6 @@
                 <w:sz w:val="14"/>
               </w:rPr>
               <w:br/>
-            </w:r>
-            <w:r>
-              <w:rPr>
-                <w:rFonts w:ascii="Consolas" w:eastAsia="Consolas" w:hAnsi="Consolas"/>
-                <w:sz w:val="14"/>
-              </w:rPr>
               <w:t>plt.figure(figsize=(8, 6))</w:t>
             </w:r>
             <w:r>
@@ -16051,12 +16103,6 @@
                 <w:sz w:val="14"/>
               </w:rPr>
               <w:br/>
-            </w:r>
-            <w:r>
-              <w:rPr>
-                <w:rFonts w:ascii="Consolas" w:eastAsia="Consolas" w:hAnsi="Consolas"/>
-                <w:sz w:val="14"/>
-              </w:rPr>
               <w:t>numeric_profile = profile_cluster.groupby("Cluster").agg(</w:t>
             </w:r>
             <w:r>
@@ -16159,12 +16205,6 @@
                 <w:sz w:val="14"/>
               </w:rPr>
               <w:br/>
-            </w:r>
-            <w:r>
-              <w:rPr>
-                <w:rFonts w:ascii="Consolas" w:eastAsia="Consolas" w:hAnsi="Consolas"/>
-                <w:sz w:val="14"/>
-              </w:rPr>
               <w:t xml:space="preserve">    return s.mode().iat[0] if not s.mode().empty else None</w:t>
             </w:r>
             <w:r>
@@ -16259,12 +16299,6 @@
                 <w:sz w:val="14"/>
               </w:rPr>
               <w:br/>
-            </w:r>
-            <w:r>
-              <w:rPr>
-                <w:rFonts w:ascii="Consolas" w:eastAsia="Consolas" w:hAnsi="Consolas"/>
-                <w:sz w:val="14"/>
-              </w:rPr>
               <w:t>dominant_category.to_csv("bab5_dominant_category_profile.csv", index=False)</w:t>
             </w:r>
           </w:p>
@@ -16348,6 +16382,7 @@
       <w:r>
         <w:rPr>
           <w:iCs/>
+          <w:noProof/>
         </w:rPr>
         <w:drawing>
           <wp:inline distT="0" distB="0" distL="0" distR="0" wp14:anchorId="54BE6630" wp14:editId="5B8F1CF6">
@@ -16432,11 +16467,50 @@
           <w:i/>
           <w:sz w:val="18"/>
         </w:rPr>
-        <w:t xml:space="preserve"> Dominan Setiap Cluster</w:t>
+        <w:t xml:space="preserve"> </w:t>
+      </w:r>
+      <w:proofErr w:type="spellStart"/>
+      <w:r>
+        <w:rPr>
+          <w:b/>
+          <w:i/>
+          <w:sz w:val="18"/>
+        </w:rPr>
+        <w:t>Dominan</w:t>
+      </w:r>
+      <w:proofErr w:type="spellEnd"/>
+      <w:r>
+        <w:rPr>
+          <w:b/>
+          <w:i/>
+          <w:sz w:val="18"/>
+        </w:rPr>
+        <w:t xml:space="preserve"> </w:t>
+      </w:r>
+      <w:proofErr w:type="spellStart"/>
+      <w:r>
+        <w:rPr>
+          <w:b/>
+          <w:i/>
+          <w:sz w:val="18"/>
+        </w:rPr>
+        <w:t>Setiap</w:t>
+      </w:r>
+      <w:proofErr w:type="spellEnd"/>
+      <w:r>
+        <w:rPr>
+          <w:b/>
+          <w:i/>
+          <w:sz w:val="18"/>
+        </w:rPr>
+        <w:t xml:space="preserve"> Cluster</w:t>
       </w:r>
     </w:p>
     <w:p>
       <w:r>
+        <w:rPr>
+          <w:noProof/>
+        </w:rPr>
         <w:drawing>
           <wp:inline distT="0" distB="0" distL="0" distR="0" wp14:anchorId="4FC97A39" wp14:editId="0C80D0C7">
             <wp:extent cx="6583680" cy="1109980"/>
@@ -16492,7 +16566,15 @@
       </w:r>
       <w:proofErr w:type="spellEnd"/>
       <w:r>
-        <w:t xml:space="preserve"> tertinggi, Cluster 1 memiliki rata-rata usia termuda, Cluster 2 merupakan cluster terbesar dan didominasi transaksi tanpa referral, sedangkan Cluster 3 memiliki rata-rata usia tertinggi.</w:t>
+        <w:t xml:space="preserve"> </w:t>
+      </w:r>
+      <w:proofErr w:type="spellStart"/>
+      <w:r>
+        <w:t>tertinggi</w:t>
+      </w:r>
+      <w:proofErr w:type="spellEnd"/>
+      <w:r>
+        <w:t>, Cluster 1 memiliki rata-rata usia termuda, Cluster 2 merupakan cluster terbesar dan didominasi transaksi tanpa referral, sedangkan Cluster 3 memiliki rata-rata usia tertinggi.</w:t>
       </w:r>
     </w:p>
     <w:p>
@@ -16556,12 +16638,6 @@
                 <w:sz w:val="14"/>
               </w:rPr>
               <w:br/>
-            </w:r>
-            <w:r>
-              <w:rPr>
-                <w:rFonts w:ascii="Consolas" w:eastAsia="Consolas" w:hAnsi="Consolas"/>
-                <w:sz w:val="14"/>
-              </w:rPr>
               <w:t xml:space="preserve">    [0, "Transaksi high value dengan referral", "Pengeluaran tertinggi dan seluruhnya didominasi referral", "Pertahankan loyalitas, tawarkan program premium atau bundling produk"],</w:t>
             </w:r>
             <w:r>
@@ -16578,12 +16654,6 @@
                 <w:sz w:val="14"/>
               </w:rPr>
               <w:br/>
-            </w:r>
-            <w:r>
-              <w:rPr>
-                <w:rFonts w:ascii="Consolas" w:eastAsia="Consolas" w:hAnsi="Consolas"/>
-                <w:sz w:val="14"/>
-              </w:rPr>
               <w:t xml:space="preserve">    [2, "Transaksi non-referral berpengeluaran sedang", "Cluster terbesar dan didominasi transaksi tanpa referral", "Dorong program referral dan retensi karena kelompok ini besar"],</w:t>
             </w:r>
             <w:r>
@@ -16623,12 +16693,6 @@
                 <w:sz w:val="14"/>
               </w:rPr>
               <w:br/>
-            </w:r>
-            <w:r>
-              <w:rPr>
-                <w:rFonts w:ascii="Consolas" w:eastAsia="Consolas" w:hAnsi="Consolas"/>
-                <w:sz w:val="14"/>
-              </w:rPr>
               <w:t>interpretation.to_csv("bab5_cluster_interpretation_summary.csv", index=False)</w:t>
             </w:r>
             <w:r>
@@ -16671,7 +16735,25 @@
           <w:i/>
           <w:sz w:val="18"/>
         </w:rPr>
-        <w:t xml:space="preserve">Tabel 5.4 Interpretasi dan </w:t>
+        <w:t xml:space="preserve">Tabel 5.4 </w:t>
+      </w:r>
+      <w:proofErr w:type="spellStart"/>
+      <w:r>
+        <w:rPr>
+          <w:b/>
+          <w:i/>
+          <w:sz w:val="18"/>
+        </w:rPr>
+        <w:t>Interpretasi</w:t>
+      </w:r>
+      <w:proofErr w:type="spellEnd"/>
+      <w:r>
+        <w:rPr>
+          <w:b/>
+          <w:i/>
+          <w:sz w:val="18"/>
+        </w:rPr>
+        <w:t xml:space="preserve"> dan </w:t>
       </w:r>
       <w:proofErr w:type="spellStart"/>
       <w:r>
@@ -16720,6 +16802,7 @@
       <w:r>
         <w:rPr>
           <w:iCs/>
+          <w:noProof/>
         </w:rPr>
         <w:drawing>
           <wp:inline distT="0" distB="0" distL="0" distR="0" wp14:anchorId="14312D9E" wp14:editId="7D6B8D08">
@@ -16903,11 +16986,19 @@
                 <w:szCs w:val="24"/>
               </w:rPr>
             </w:pPr>
-            <w:r>
-              <w:rPr>
-                <w:szCs w:val="24"/>
-              </w:rPr>
-              <w:t xml:space="preserve">Transaksi high value </w:t>
+            <w:proofErr w:type="spellStart"/>
+            <w:r>
+              <w:rPr>
+                <w:szCs w:val="24"/>
+              </w:rPr>
+              <w:t>Transaksi</w:t>
+            </w:r>
+            <w:proofErr w:type="spellEnd"/>
+            <w:r>
+              <w:rPr>
+                <w:szCs w:val="24"/>
+              </w:rPr>
+              <w:t xml:space="preserve"> high value </w:t>
             </w:r>
             <w:proofErr w:type="spellStart"/>
             <w:r>
@@ -17003,11 +17094,19 @@
                 <w:szCs w:val="24"/>
               </w:rPr>
             </w:pPr>
-            <w:r>
-              <w:rPr>
-                <w:szCs w:val="24"/>
-              </w:rPr>
-              <w:t xml:space="preserve">Transaksi </w:t>
+            <w:proofErr w:type="spellStart"/>
+            <w:r>
+              <w:rPr>
+                <w:szCs w:val="24"/>
+              </w:rPr>
+              <w:t>Transaksi</w:t>
+            </w:r>
+            <w:proofErr w:type="spellEnd"/>
+            <w:r>
+              <w:rPr>
+                <w:szCs w:val="24"/>
+              </w:rPr>
+              <w:t xml:space="preserve"> </w:t>
             </w:r>
             <w:proofErr w:type="spellStart"/>
             <w:r>
@@ -17255,11 +17354,19 @@
                 <w:szCs w:val="24"/>
               </w:rPr>
             </w:pPr>
-            <w:r>
-              <w:rPr>
-                <w:szCs w:val="24"/>
-              </w:rPr>
-              <w:t xml:space="preserve">Transaksi </w:t>
+            <w:proofErr w:type="spellStart"/>
+            <w:r>
+              <w:rPr>
+                <w:szCs w:val="24"/>
+              </w:rPr>
+              <w:t>Transaksi</w:t>
+            </w:r>
+            <w:proofErr w:type="spellEnd"/>
+            <w:r>
+              <w:rPr>
+                <w:szCs w:val="24"/>
+              </w:rPr>
+              <w:t xml:space="preserve"> </w:t>
             </w:r>
             <w:proofErr w:type="spellStart"/>
             <w:r>
@@ -17343,7 +17450,23 @@
     </w:tbl>
     <w:p>
       <w:r>
-        <w:t xml:space="preserve">Hasil evaluasi menunjukkan bahwa model K-Means K=4 dapat menghasilkan segmentasi yang dapat ditafsirkan sebagai dasar rekomendasi strategi </w:t>
+        <w:t xml:space="preserve">Hasil evaluasi menunjukkan bahwa model K-Means K=4 dapat menghasilkan segmentasi yang dapat ditafsirkan sebagai </w:t>
+      </w:r>
+      <w:proofErr w:type="spellStart"/>
+      <w:r>
+        <w:t>dasar</w:t>
+      </w:r>
+      <w:proofErr w:type="spellEnd"/>
+      <w:r>
+        <w:t xml:space="preserve"> </w:t>
+      </w:r>
+      <w:proofErr w:type="spellStart"/>
+      <w:r>
+        <w:t>rekomendasi</w:t>
+      </w:r>
+      <w:proofErr w:type="spellEnd"/>
+      <w:r>
+        <w:t xml:space="preserve"> strategi </w:t>
       </w:r>
       <w:proofErr w:type="spellStart"/>
       <w:r>
@@ -17496,12 +17619,6 @@
                 <w:sz w:val="14"/>
               </w:rPr>
               <w:br/>
-            </w:r>
-            <w:r>
-              <w:rPr>
-                <w:rFonts w:ascii="Consolas" w:eastAsia="Consolas" w:hAnsi="Consolas"/>
-                <w:sz w:val="14"/>
-              </w:rPr>
               <w:t xml:space="preserve">    "Amount_spent": 1000.0</w:t>
             </w:r>
             <w:r>
@@ -17661,6 +17778,7 @@
       <w:r>
         <w:rPr>
           <w:iCs/>
+          <w:noProof/>
         </w:rPr>
         <w:drawing>
           <wp:inline distT="0" distB="0" distL="0" distR="0" wp14:anchorId="506B801D" wp14:editId="471EC76E">
@@ -18639,7 +18757,15 @@
         </w:rPr>
       </w:pPr>
       <w:r>
-        <w:t xml:space="preserve">Contoh input baru masuk ke Cluster 1. Hasil ini konsisten dengan file interpretasi cluster yang </w:t>
+        <w:t xml:space="preserve">Contoh input baru masuk ke Cluster 1. Hasil ini konsisten dengan file </w:t>
+      </w:r>
+      <w:proofErr w:type="spellStart"/>
+      <w:r>
+        <w:t>interpretasi</w:t>
+      </w:r>
+      <w:proofErr w:type="spellEnd"/>
+      <w:r>
+        <w:t xml:space="preserve"> cluster yang </w:t>
       </w:r>
       <w:proofErr w:type="spellStart"/>
       <w:r>
@@ -18720,12 +18846,6 @@
                 <w:sz w:val="14"/>
               </w:rPr>
               <w:br/>
-            </w:r>
-            <w:r>
-              <w:rPr>
-                <w:rFonts w:ascii="Consolas" w:eastAsia="Consolas" w:hAnsi="Consolas"/>
-                <w:sz w:val="14"/>
-              </w:rPr>
               <w:t>import pandas as pd</w:t>
             </w:r>
             <w:r>
@@ -18835,12 +18955,6 @@
                 <w:sz w:val="14"/>
               </w:rPr>
               <w:br/>
-            </w:r>
-            <w:r>
-              <w:rPr>
-                <w:rFonts w:ascii="Consolas" w:eastAsia="Consolas" w:hAnsi="Consolas"/>
-                <w:sz w:val="14"/>
-              </w:rPr>
               <w:t>st.title("Deployment Segmentasi Pola Transaksi Pelanggan")</w:t>
             </w:r>
             <w:r>
@@ -18936,12 +19050,6 @@
                 <w:sz w:val="14"/>
               </w:rPr>
               <w:br/>
-            </w:r>
-            <w:r>
-              <w:rPr>
-                <w:rFonts w:ascii="Consolas" w:eastAsia="Consolas" w:hAnsi="Consolas"/>
-                <w:sz w:val="14"/>
-              </w:rPr>
               <w:t xml:space="preserve">    st.write(missing_files)</w:t>
             </w:r>
             <w:r>
@@ -19050,12 +19158,6 @@
                 <w:sz w:val="14"/>
               </w:rPr>
               <w:br/>
-            </w:r>
-            <w:r>
-              <w:rPr>
-                <w:rFonts w:ascii="Consolas" w:eastAsia="Consolas" w:hAnsi="Consolas"/>
-                <w:sz w:val="14"/>
-              </w:rPr>
               <w:t xml:space="preserve">    employees_status = st.selectbox("Employees Status", ["Employees", "Self-Employed", "Unemployment", "Workers", "Unknown"])</w:t>
             </w:r>
             <w:r>
@@ -19134,12 +19236,6 @@
                 <w:sz w:val="14"/>
               </w:rPr>
               <w:br/>
-            </w:r>
-            <w:r>
-              <w:rPr>
-                <w:rFonts w:ascii="Consolas" w:eastAsia="Consolas" w:hAnsi="Consolas"/>
-                <w:sz w:val="14"/>
-              </w:rPr>
               <w:t xml:space="preserve">    "Marital_status": marital_status,</w:t>
             </w:r>
             <w:r>
@@ -19242,12 +19338,6 @@
                 <w:sz w:val="14"/>
               </w:rPr>
               <w:br/>
-            </w:r>
-            <w:r>
-              <w:rPr>
-                <w:rFonts w:ascii="Consolas" w:eastAsia="Consolas" w:hAnsi="Consolas"/>
-                <w:sz w:val="14"/>
-              </w:rPr>
               <w:t xml:space="preserve">    hasil = interpretation[interpretation["Cluster"] == cluster]</w:t>
             </w:r>
             <w:r>
@@ -19334,12 +19424,6 @@
                 <w:sz w:val="14"/>
               </w:rPr>
               <w:br/>
-            </w:r>
-            <w:r>
-              <w:rPr>
-                <w:rFonts w:ascii="Consolas" w:eastAsia="Consolas" w:hAnsi="Consolas"/>
-                <w:sz w:val="14"/>
-              </w:rPr>
               <w:t xml:space="preserve">        st.dataframe(profil, use_container_width=True)</w:t>
             </w:r>
             <w:r>
@@ -19432,20 +19516,7 @@
                 <w:sz w:val="14"/>
               </w:rPr>
               <w:br/>
-            </w:r>
-            <w:r>
-              <w:rPr>
-                <w:rFonts w:ascii="Consolas" w:eastAsia="Consolas" w:hAnsi="Consolas"/>
-                <w:sz w:val="14"/>
-              </w:rPr>
-              <w:t>readme_text = """Panduan Deployment Streamlit\n\nFile wajib dalam folder yang sama:\n1. app_streamlit_clustering.py\n2. model_kmeans_clustering_k4.pkl\n3. preprocessor_clustering.pkl\n4. bab5_cluster_interpretation_summary.csv\n5. bab5_numeric_profile_summary.csv\n6. requirements_deployment.txt\n\nCara menjalankan:\npip install -r requirements_deployment.txt\nstreamlit run app_streamlit_clustering.py\n\nCatatan:\npreprocessor_clustering.pkl wajib ada karena input baru harus diubah ke format 16 fitur numerik</w:t>
-            </w:r>
-            <w:r>
-              <w:rPr>
-                <w:rFonts w:ascii="Consolas" w:eastAsia="Consolas" w:hAnsi="Consolas"/>
-                <w:sz w:val="14"/>
-              </w:rPr>
-              <w:t xml:space="preserve"> yang sama seperti data training.\n"""</w:t>
+              <w:t>readme_text = """Panduan Deployment Streamlit\n\nFile wajib dalam folder yang sama:\n1. app_streamlit_clustering.py\n2. model_kmeans_clustering_k4.pkl\n3. preprocessor_clustering.pkl\n4. bab5_cluster_interpretation_summary.csv\n5. bab5_numeric_profile_summary.csv\n6. requirements_deployment.txt\n\nCara menjalankan:\npip install -r requirements_deployment.txt\nstreamlit run app_streamlit_clustering.py\n\nCatatan:\npreprocessor_clustering.pkl wajib ada karena input baru harus diubah ke format 16 fitur numerik yang sama seperti data training.\n"""</w:t>
             </w:r>
             <w:r>
               <w:rPr>
@@ -19851,12 +19922,6 @@
                 <w:sz w:val="14"/>
               </w:rPr>
               <w:br/>
-            </w:r>
-            <w:r>
-              <w:rPr>
-                <w:rFonts w:ascii="Consolas" w:eastAsia="Consolas" w:hAnsi="Consolas"/>
-                <w:sz w:val="14"/>
-              </w:rPr>
               <w:t xml:space="preserve">    "Preprocessing\n(StandardScaler + One-Hot Encoding)",</w:t>
             </w:r>
             <w:r>
@@ -19945,12 +20010,6 @@
                 <w:sz w:val="14"/>
               </w:rPr>
               <w:br/>
-            </w:r>
-            <w:r>
-              <w:rPr>
-                <w:rFonts w:ascii="Consolas" w:eastAsia="Consolas" w:hAnsi="Consolas"/>
-                <w:sz w:val="14"/>
-              </w:rPr>
               <w:t>plt.tight_layout()</w:t>
             </w:r>
             <w:r>
@@ -20030,12 +20089,6 @@
                 <w:sz w:val="14"/>
               </w:rPr>
               <w:br/>
-            </w:r>
-            <w:r>
-              <w:rPr>
-                <w:rFonts w:ascii="Consolas" w:eastAsia="Consolas" w:hAnsi="Consolas"/>
-                <w:sz w:val="14"/>
-              </w:rPr>
               <w:t xml:space="preserve">    ("bab4_k_selection_results.csv", "Hasil uji K=2 sampai K=10"),</w:t>
             </w:r>
             <w:r>
@@ -20092,12 +20145,6 @@
                 <w:sz w:val="14"/>
               </w:rPr>
               <w:br/>
-            </w:r>
-            <w:r>
-              <w:rPr>
-                <w:rFonts w:ascii="Consolas" w:eastAsia="Consolas" w:hAnsi="Consolas"/>
-                <w:sz w:val="14"/>
-              </w:rPr>
               <w:t xml:space="preserve">    ("fig_bab4_elbow.png", "Grafik Elbow Method"),</w:t>
             </w:r>
             <w:r>
@@ -20154,12 +20201,6 @@
                 <w:sz w:val="14"/>
               </w:rPr>
               <w:br/>
-            </w:r>
-            <w:r>
-              <w:rPr>
-                <w:rFonts w:ascii="Consolas" w:eastAsia="Consolas" w:hAnsi="Consolas"/>
-                <w:sz w:val="14"/>
-              </w:rPr>
               <w:t xml:space="preserve">    ("bab5_dominant_category_profile.csv", "Kategori dominan tiap cluster BAB V"),</w:t>
             </w:r>
             <w:r>
@@ -20208,12 +20249,6 @@
                 <w:sz w:val="14"/>
               </w:rPr>
               <w:br/>
-            </w:r>
-            <w:r>
-              <w:rPr>
-                <w:rFonts w:ascii="Consolas" w:eastAsia="Consolas" w:hAnsi="Consolas"/>
-                <w:sz w:val="14"/>
-              </w:rPr>
               <w:t xml:space="preserve">    ("app_streamlit_clustering.py", "Aplikasi Streamlit untuk demo deployment"),</w:t>
             </w:r>
             <w:r>
@@ -20293,12 +20328,6 @@
                 <w:sz w:val="14"/>
               </w:rPr>
               <w:br/>
-            </w:r>
-            <w:r>
-              <w:rPr>
-                <w:rFonts w:ascii="Consolas" w:eastAsia="Consolas" w:hAnsi="Consolas"/>
-                <w:sz w:val="14"/>
-              </w:rPr>
               <w:t>print("Manifest output disimpan sebagai output_file_manifest.csv")</w:t>
             </w:r>
             <w:r>
@@ -23821,7 +23850,23 @@
         <w:pStyle w:val="ListBullet"/>
       </w:pPr>
       <w:r>
-        <w:t xml:space="preserve">Deployment masih berupa aplikasi lokal Streamlit dan belum diintegrasikan dengan database </w:t>
+        <w:t xml:space="preserve">Deployment masih berupa aplikasi lokal Streamlit dan belum </w:t>
+      </w:r>
+      <w:proofErr w:type="spellStart"/>
+      <w:r>
+        <w:t>diintegrasikan</w:t>
+      </w:r>
+      <w:proofErr w:type="spellEnd"/>
+      <w:r>
+        <w:t xml:space="preserve"> </w:t>
+      </w:r>
+      <w:proofErr w:type="spellStart"/>
+      <w:r>
+        <w:t>dengan</w:t>
+      </w:r>
+      <w:proofErr w:type="spellEnd"/>
+      <w:r>
+        <w:t xml:space="preserve"> database </w:t>
       </w:r>
       <w:proofErr w:type="spellStart"/>
       <w:r>
@@ -23975,19 +24020,7 @@
         <w:rPr>
           <w:rStyle w:val="Hyperlink"/>
         </w:rPr>
-        <w:t>https://colab.res</w:t>
-      </w:r>
-      <w:r>
-        <w:rPr>
-          <w:rStyle w:val="Hyperlink"/>
-        </w:rPr>
-        <w:t>e</w:t>
-      </w:r>
-      <w:r>
-        <w:rPr>
-          <w:rStyle w:val="Hyperlink"/>
-        </w:rPr>
-        <w:t>arch.google.com/drive/1JTzT4HD9wx-528QoOKysoKNrGbEfyJ5z#scrollTo=w0IwoSrh_bNf</w:t>
+        <w:t>https://colab.research.google.com/drive/1JTzT4HD9wx-528QoOKysoKNrGbEfyJ5z#scrollTo=w0IwoSrh_bNf</w:t>
       </w:r>
       <w:r>
         <w:fldChar w:fldCharType="end"/>
@@ -24938,6 +24971,7 @@
   <w:style w:type="character" w:default="1" w:styleId="DefaultParagraphFont">
     <w:name w:val="Default Paragraph Font"/>
     <w:uiPriority w:val="1"/>
+    <w:semiHidden/>
     <w:unhideWhenUsed/>
   </w:style>
   <w:style w:type="table" w:default="1" w:styleId="TableNormal">
